--- a/reports/report.docx
+++ b/reports/report.docx
@@ -263,7 +263,7 @@
     </w:p>
     <w:p>
       <w:r>
-        <w:t>The author’s conclusions are largely justified for the benchmark setting. My final reproduction using the full CSV dataset produced results that were close to the original blog’s results, supporting the conclusion that machine-learning models, especially tree-based models such as Decision Tree and Random Forest, can achieve strong binary classification performance on UNSW-NB15.</w:t>
+        <w:t>The author’s conclusions are largely justified for the benchmark setting. My final reproduction using the full CSV dataset produced results that were close to the original blog’s results, supporting the conclusion that machine-learning models, including Logistic Regression and Decision Tree, can achieve strong binary classification performance on UNSW-NB15. However, my executed reproduction did not include Random Forest, so it does not directly verify the author’s specific claim that Random Forest is the best-performing model.</w:t>
       </w:r>
     </w:p>
     <w:p>
@@ -343,12 +343,15 @@
     </w:p>
     <w:p>
       <w:r>
-        <w:t>The first feature-engineering step was removing columns that should not be used for prediction. The attack_cat column was removed because it represents the attack type and would cause target leakage when predicting the binary label. Identifier-like columns were also removed or avoided when they did not represent generalizable traffic behavior.</w:t>
-      </w:r>
-    </w:p>
-    <w:p>
+        <w:t xml:space="preserve">The first feature-engineering step was removing columns that should not be used for prediction. The attack_cat column was removed because it represents the attack type and would cause target leakage </w:t>
+      </w:r>
       <w:r>
         <w:lastRenderedPageBreak/>
+        <w:t>when predicting the binary label. Identifier-like columns were also removed or avoided when they did not represent generalizable traffic behavior.</w:t>
+      </w:r>
+    </w:p>
+    <w:p>
+      <w:r>
         <w:t>This step is important methodologically because leakage can produce overly optimistic results. A model that uses attack_cat to predict whether a record is an attack is not learning general network behavior; it is using information that would not be available in a realistic binary IDS setting.</w:t>
       </w:r>
     </w:p>
@@ -390,7 +393,7 @@
     </w:p>
     <w:p>
       <w:r>
-        <w:t>Tree-based models such as Decision Tree and Random Forest are less sensitive to feature scaling. Therefore, using a model-specific preprocessing pipeline is also reasonable: scaling is important for Logistic Regression, while tree models can often use unscaled numeric features.</w:t>
+        <w:t>Decision Tree models are less sensitive to feature scaling. Therefore, using a model-specific preprocessing pipeline is also reasonable: scaling is important for Logistic Regression, while tree models can often use unscaled numeric features.</w:t>
       </w:r>
     </w:p>
     <w:p>
@@ -426,7 +429,7 @@
     </w:p>
     <w:p>
       <w:r>
-        <w:t>Feature selection was considered as part of the feature-engineering process. The original source emphasizes selected important features, especially for the Random Forest model. In my reproduction, feature importance and correlation analysis were used to understand which features contributed most strongly to the classification task.</w:t>
+        <w:t>Feature selection was considered as part of the feature-engineering process. The original source emphasizes selected important features, especially for the Random Forest model. In my reproduction, I did not execute Random Forest, so Random-Forest-based feature importance was not used as part of the final experimental results.</w:t>
       </w:r>
     </w:p>
     <w:p>
@@ -436,6 +439,7 @@
     </w:p>
     <w:p>
       <w:r>
+        <w:lastRenderedPageBreak/>
         <w:t>In the final report, the exact feature-selection decision should be described according to the final notebook results. If all features were kept, this should be stated. If selected important features were used, the selection method and the resulting feature list should be documented.</w:t>
       </w:r>
     </w:p>
@@ -444,7 +448,6 @@
         <w:pStyle w:val="Heading3"/>
       </w:pPr>
       <w:r>
-        <w:lastRenderedPageBreak/>
         <w:t>Transformations Not Applied</w:t>
       </w:r>
     </w:p>
@@ -519,12 +522,12 @@
     </w:p>
     <w:p>
       <w:r>
+        <w:lastRenderedPageBreak/>
         <w:t>First, temporal features could be useful. Network attacks often occur in bursts or sequences, so features based on time windows, connection frequency, or recent activity could improve detection. For example, the number of connections from the same source within a short time window may help identify scanning or denial-of-service behavior.</w:t>
       </w:r>
     </w:p>
     <w:p>
       <w:r>
-        <w:lastRenderedPageBreak/>
         <w:t>Second, source-destination relationship features could be useful. Aggregated features based on source IP, destination IP, port pairs, or repeated communication patterns could help detect unusual behavior. These features should be designed carefully because direct use of identifiers may overfit to dataset-specific hosts.</w:t>
       </w:r>
     </w:p>
@@ -634,6 +637,7 @@
     </w:p>
     <w:p>
       <w:r>
+        <w:lastRenderedPageBreak/>
         <w:t>The required Python dependencies were standard data science and machine-learning libraries, including pandas, numpy, matplotlib, seaborn, scikit-learn, and optionally xgboost. These dependencies are available in Google Colab or can be installed easily. Therefore, the dependency requirements are manageable.</w:t>
       </w:r>
     </w:p>
@@ -642,7 +646,6 @@
         <w:pStyle w:val="Heading2"/>
       </w:pPr>
       <w:r>
-        <w:lastRenderedPageBreak/>
         <w:t>Whether Hidden Preprocessing Steps Exist</w:t>
       </w:r>
     </w:p>
@@ -658,7 +661,7 @@
     </w:p>
     <w:p>
       <w:r>
-        <w:t>A possible hidden preprocessing issue is feature selection. The source emphasizes selected important features, especially for the Random Forest model. For exact reproducibility, the process for selecting these features should be clearly specified and applied only on the training data. If feature selection is performed using information from the full dataset or test set, it can cause data leakage and overly optimistic results.</w:t>
+        <w:t>A possible hidden preprocessing issue is feature selection. The source emphasizes selected important features, especially for the Random Forest model. For exact reproducibility, the process for selecting these features should be clearly specified and applied only on the training data. If feature selection is performed using information from the full dataset or test set, it can cause data leakage and overly optimistic results. This concern refers to the author’s workflow; my executed reproduction did not include Random Forest.</w:t>
       </w:r>
     </w:p>
     <w:p>
@@ -720,6 +723,7 @@
         <w:pStyle w:val="Heading2"/>
       </w:pPr>
       <w:r>
+        <w:lastRenderedPageBreak/>
         <w:t>Modifications Introduced</w:t>
       </w:r>
     </w:p>
@@ -730,7 +734,6 @@
     </w:p>
     <w:p>
       <w:r>
-        <w:lastRenderedPageBreak/>
         <w:t>First, I loaded the full UNSW-NB15 CSV dataset directly and assigned feature names using the feature-description file. This replaced the earlier exploratory attempt that used smaller Parquet train/test files. The full CSV version is closer to the dataset described in the source.</w:t>
       </w:r>
     </w:p>
@@ -801,7 +804,7 @@
     </w:p>
     <w:p>
       <w:r>
-        <w:t>Decision Tree was used as an interpretable nonlinear model. It can capture threshold-based patterns in network traffic features and provides a useful comparison to ensemble tree models.</w:t>
+        <w:t>Decision Tree was used as an interpretable nonlinear model. It can capture threshold-based patterns in network traffic features and provides a useful comparison to the linear Logistic Regression baseline. Random Forest was discussed in the original source, but it was not included in my final executed reproduction, so this report does not claim to reproduce the author’s Random Forest result.</w:t>
       </w:r>
     </w:p>
     <w:p>
@@ -854,6 +857,7 @@
     </w:p>
     <w:p>
       <w:r>
+        <w:lastRenderedPageBreak/>
         <w:t>Average precision summarizes the precision-recall curve and is useful when class imbalance is important.</w:t>
       </w:r>
     </w:p>
@@ -867,7 +871,6 @@
         <w:pStyle w:val="Heading2"/>
       </w:pPr>
       <w:r>
-        <w:lastRenderedPageBreak/>
         <w:t>Obtained Results</w:t>
       </w:r>
     </w:p>
@@ -884,16 +887,16 @@
         <w:tblLook w:val="04A0" w:firstRow="1" w:lastRow="0" w:firstColumn="1" w:lastColumn="0" w:noHBand="0" w:noVBand="1"/>
       </w:tblPr>
       <w:tblGrid>
-        <w:gridCol w:w="1127"/>
-        <w:gridCol w:w="1027"/>
-        <w:gridCol w:w="1027"/>
-        <w:gridCol w:w="970"/>
-        <w:gridCol w:w="971"/>
-        <w:gridCol w:w="971"/>
-        <w:gridCol w:w="971"/>
-        <w:gridCol w:w="971"/>
-        <w:gridCol w:w="920"/>
-        <w:gridCol w:w="971"/>
+        <w:gridCol w:w="1067"/>
+        <w:gridCol w:w="974"/>
+        <w:gridCol w:w="974"/>
+        <w:gridCol w:w="918"/>
+        <w:gridCol w:w="918"/>
+        <w:gridCol w:w="918"/>
+        <w:gridCol w:w="918"/>
+        <w:gridCol w:w="918"/>
+        <w:gridCol w:w="1403"/>
+        <w:gridCol w:w="918"/>
       </w:tblGrid>
       <w:tr>
         <w:trPr>
@@ -1108,7 +1111,7 @@
               <w:rPr>
                 <w:sz w:val="18"/>
               </w:rPr>
-              <w:t>0.987847</w:t>
+              <w:t>0.985804</w:t>
             </w:r>
           </w:p>
         </w:tc>
@@ -1118,11 +1121,18 @@
             <w:vAlign w:val="center"/>
           </w:tcPr>
           <w:p>
+            <w:pPr>
+              <w:rPr>
+                <w:sz w:val="18"/>
+                <w:szCs w:val="18"/>
+              </w:rPr>
+            </w:pPr>
             <w:r>
               <w:rPr>
                 <w:sz w:val="18"/>
+                <w:szCs w:val="18"/>
               </w:rPr>
-              <w:t>0.912773</w:t>
+              <w:t>0.773246</w:t>
             </w:r>
           </w:p>
         </w:tc>
@@ -1136,7 +1146,7 @@
               <w:rPr>
                 <w:sz w:val="18"/>
               </w:rPr>
-              <w:t>0.999424</w:t>
+              <w:t>0.999799</w:t>
             </w:r>
           </w:p>
         </w:tc>
@@ -1150,7 +1160,7 @@
               <w:rPr>
                 <w:sz w:val="18"/>
               </w:rPr>
-              <w:t>0.954136</w:t>
+              <w:t>0.872048</w:t>
             </w:r>
           </w:p>
         </w:tc>
@@ -1164,7 +1174,28 @@
               <w:rPr>
                 <w:sz w:val="18"/>
               </w:rPr>
-              <w:t>0.980802</w:t>
+              <w:t>0.944456</w:t>
+            </w:r>
+          </w:p>
+        </w:tc>
+        <w:tc>
+          <w:tcPr>
+            <w:tcW w:w="994" w:type="dxa"/>
+            <w:vAlign w:val="center"/>
+          </w:tcPr>
+          <w:p>
+            <w:pPr>
+              <w:rPr>
+                <w:sz w:val="18"/>
+                <w:szCs w:val="18"/>
+              </w:rPr>
+            </w:pPr>
+            <w:r>
+              <w:rPr>
+                <w:sz w:val="18"/>
+                <w:szCs w:val="18"/>
+              </w:rPr>
+              <w:t>0.872670</w:t>
             </w:r>
           </w:p>
         </w:tc>
@@ -1178,7 +1209,7 @@
               <w:rPr>
                 <w:sz w:val="18"/>
               </w:rPr>
-              <w:t>0.948441</w:t>
+              <w:t>0.998774</w:t>
             </w:r>
           </w:p>
         </w:tc>
@@ -1192,7 +1223,7 @@
               <w:rPr>
                 <w:sz w:val="18"/>
               </w:rPr>
-              <w:t>0.999608</w:t>
+              <w:t>0.014907</w:t>
             </w:r>
           </w:p>
         </w:tc>
@@ -1206,21 +1237,7 @@
               <w:rPr>
                 <w:sz w:val="18"/>
               </w:rPr>
-              <w:t>0.01383</w:t>
-            </w:r>
-          </w:p>
-        </w:tc>
-        <w:tc>
-          <w:tcPr>
-            <w:tcW w:w="994" w:type="dxa"/>
-            <w:vAlign w:val="center"/>
-          </w:tcPr>
-          <w:p>
-            <w:r>
-              <w:rPr>
-                <w:sz w:val="18"/>
-              </w:rPr>
-              <w:t>0.000576</w:t>
+              <w:t>0.000201</w:t>
             </w:r>
           </w:p>
         </w:tc>
@@ -1260,7 +1277,7 @@
                 <w:sz w:val="18"/>
                 <w:szCs w:val="18"/>
               </w:rPr>
-              <w:t>0.988638</w:t>
+              <w:t>0.986261</w:t>
             </w:r>
           </w:p>
         </w:tc>
@@ -1274,7 +1291,7 @@
               <w:rPr>
                 <w:sz w:val="18"/>
               </w:rPr>
-              <w:t>0.917935</w:t>
+              <w:t>0.779103</w:t>
             </w:r>
           </w:p>
         </w:tc>
@@ -1288,7 +1305,7 @@
               <w:rPr>
                 <w:sz w:val="18"/>
               </w:rPr>
-              <w:t>0.999533</w:t>
+              <w:t>0.999398</w:t>
             </w:r>
           </w:p>
         </w:tc>
@@ -1302,7 +1319,7 @@
               <w:rPr>
                 <w:sz w:val="18"/>
               </w:rPr>
-              <w:t>0.956998</w:t>
+              <w:t>0.875607</w:t>
             </w:r>
           </w:p>
         </w:tc>
@@ -1316,7 +1333,7 @@
               <w:rPr>
                 <w:sz w:val="18"/>
               </w:rPr>
-              <w:t>0.982073</w:t>
+              <w:t>0.945906</w:t>
             </w:r>
           </w:p>
         </w:tc>
@@ -1330,7 +1347,7 @@
               <w:rPr>
                 <w:sz w:val="18"/>
               </w:rPr>
-              <w:t>0.951610</w:t>
+              <w:t>0.876002</w:t>
             </w:r>
           </w:p>
         </w:tc>
@@ -1344,9 +1361,110 @@
               <w:rPr>
                 <w:sz w:val="18"/>
               </w:rPr>
-              <w:t>0.999309</w:t>
+              <w:t>0.996607</w:t>
             </w:r>
           </w:p>
+        </w:tc>
+        <w:tc>
+          <w:tcPr>
+            <w:tcW w:w="994" w:type="dxa"/>
+            <w:vAlign w:val="center"/>
+          </w:tcPr>
+          <w:tbl>
+            <w:tblPr>
+              <w:tblW w:w="0" w:type="auto"/>
+              <w:shd w:val="clear" w:color="auto" w:fill="FFFFFF"/>
+              <w:tblCellMar>
+                <w:top w:w="15" w:type="dxa"/>
+                <w:left w:w="15" w:type="dxa"/>
+                <w:bottom w:w="15" w:type="dxa"/>
+                <w:right w:w="15" w:type="dxa"/>
+              </w:tblCellMar>
+              <w:tblLook w:val="04A0" w:firstRow="1" w:lastRow="0" w:firstColumn="1" w:lastColumn="0" w:noHBand="0" w:noVBand="1"/>
+            </w:tblPr>
+            <w:tblGrid>
+              <w:gridCol w:w="941"/>
+              <w:gridCol w:w="246"/>
+            </w:tblGrid>
+            <w:tr>
+              <w:tc>
+                <w:tcPr>
+                  <w:tcW w:w="0" w:type="auto"/>
+                  <w:tcBorders>
+                    <w:top w:val="nil"/>
+                    <w:left w:val="nil"/>
+                    <w:bottom w:val="nil"/>
+                    <w:right w:val="nil"/>
+                  </w:tcBorders>
+                  <w:shd w:val="clear" w:color="auto" w:fill="FFFFFF"/>
+                  <w:tcMar>
+                    <w:top w:w="120" w:type="dxa"/>
+                    <w:left w:w="120" w:type="dxa"/>
+                    <w:bottom w:w="120" w:type="dxa"/>
+                    <w:right w:w="120" w:type="dxa"/>
+                  </w:tcMar>
+                  <w:vAlign w:val="center"/>
+                  <w:hideMark/>
+                </w:tcPr>
+                <w:p>
+                  <w:pPr>
+                    <w:spacing w:after="0" w:line="240" w:lineRule="auto"/>
+                    <w:jc w:val="right"/>
+                    <w:rPr>
+                      <w:rFonts w:eastAsia="Times New Roman" w:cs="Arial"/>
+                      <w:color w:val="1F1F1F"/>
+                      <w:sz w:val="18"/>
+                      <w:szCs w:val="18"/>
+                      <w:lang w:bidi="he-IL"/>
+                    </w:rPr>
+                  </w:pPr>
+                  <w:r>
+                    <w:rPr>
+                      <w:rFonts w:eastAsia="Times New Roman" w:cs="Arial"/>
+                      <w:color w:val="1F1F1F"/>
+                      <w:sz w:val="18"/>
+                      <w:szCs w:val="18"/>
+                      <w:lang w:bidi="he-IL"/>
+                    </w:rPr>
+                    <w:t>0.014407</w:t>
+                  </w:r>
+                </w:p>
+              </w:tc>
+              <w:tc>
+                <w:tcPr>
+                  <w:tcW w:w="0" w:type="auto"/>
+                  <w:tcBorders>
+                    <w:top w:val="nil"/>
+                    <w:left w:val="nil"/>
+                    <w:bottom w:val="nil"/>
+                    <w:right w:val="nil"/>
+                  </w:tcBorders>
+                  <w:shd w:val="clear" w:color="auto" w:fill="FFFFFF"/>
+                  <w:tcMar>
+                    <w:top w:w="120" w:type="dxa"/>
+                    <w:left w:w="120" w:type="dxa"/>
+                    <w:bottom w:w="120" w:type="dxa"/>
+                    <w:right w:w="120" w:type="dxa"/>
+                  </w:tcMar>
+                  <w:vAlign w:val="center"/>
+                  <w:hideMark/>
+                </w:tcPr>
+                <w:p>
+                  <w:pPr>
+                    <w:spacing w:after="0" w:line="240" w:lineRule="auto"/>
+                    <w:jc w:val="right"/>
+                    <w:rPr>
+                      <w:rFonts w:eastAsia="Times New Roman" w:cs="Arial"/>
+                      <w:color w:val="1F1F1F"/>
+                      <w:szCs w:val="21"/>
+                      <w:lang w:bidi="he-IL"/>
+                    </w:rPr>
+                  </w:pPr>
+                </w:p>
+              </w:tc>
+            </w:tr>
+          </w:tbl>
+          <w:p/>
         </w:tc>
         <w:tc>
           <w:tcPr>
@@ -1358,21 +1476,7 @@
               <w:rPr>
                 <w:sz w:val="18"/>
               </w:rPr>
-              <w:t>0.01294</w:t>
-            </w:r>
-          </w:p>
-        </w:tc>
-        <w:tc>
-          <w:tcPr>
-            <w:tcW w:w="994" w:type="dxa"/>
-            <w:vAlign w:val="center"/>
-          </w:tcPr>
-          <w:p>
-            <w:r>
-              <w:rPr>
-                <w:sz w:val="18"/>
-              </w:rPr>
-              <w:t>0.000467</w:t>
+              <w:t>0.000602</w:t>
             </w:r>
           </w:p>
         </w:tc>
@@ -1397,7 +1501,13 @@
         <w:t xml:space="preserve">It achieved the strongest overall balance between attack detection and false-alarm control, with </w:t>
       </w:r>
       <w:r>
-        <w:t>F1 of 0.956.</w:t>
+        <w:t>F1 of 0.</w:t>
+      </w:r>
+      <w:r>
+        <w:t>875</w:t>
+      </w:r>
+      <w:r>
+        <w:t>.</w:t>
       </w:r>
     </w:p>
     <w:p>
@@ -1436,103 +1546,43 @@
     <w:p>
       <w:pPr>
         <w:pStyle w:val="Heading1"/>
-        <w:rPr>
-          <w:lang/>
-        </w:rPr>
       </w:pPr>
       <w:r>
-        <w:rPr>
-          <w:lang/>
-        </w:rPr>
         <w:t>6. Conclusions</w:t>
       </w:r>
     </w:p>
     <w:p>
-      <w:pPr>
-        <w:rPr>
-          <w:lang/>
-        </w:rPr>
-      </w:pPr>
-      <w:r>
-        <w:rPr>
-          <w:lang/>
-        </w:rPr>
+      <w:r>
         <w:t>This project critically evaluated the blog post “Building an Intrusion Detection System on UNSW-NB15 Dataset Based on Machine Learning Algorithm” and reproduced its main machine-learning workflow using the full UNSW-NB15 dataset. The original source presents intrusion detection as a binary classification problem, where network traffic records are classified as either normal or attack traffic. Overall, my reproduction supports the author’s main claim that supervised machine-learning models can achieve strong performance on this dataset.</w:t>
       </w:r>
     </w:p>
     <w:p>
-      <w:pPr>
-        <w:rPr>
-          <w:lang/>
-        </w:rPr>
-      </w:pPr>
-      <w:r>
-        <w:rPr>
-          <w:lang/>
-        </w:rPr>
+      <w:r>
+        <w:lastRenderedPageBreak/>
         <w:t>The reproduction results were close to the original blog’s reported behavior, especially after switching from the smaller predefined train-test dataset to the full four-file UNSW-NB15 CSV dataset. This shows that the dataset version has a major effect on reproducibility. Once the full dataset was used, the experimental setup became much more consistent with the source, and the results were more comparable to the author’s claims.</w:t>
       </w:r>
     </w:p>
     <w:p>
-      <w:pPr>
-        <w:rPr>
-          <w:lang/>
-        </w:rPr>
-      </w:pPr>
-      <w:r>
-        <w:rPr>
-          <w:lang/>
-        </w:rPr>
-        <w:lastRenderedPageBreak/>
-        <w:t>The main strength of the proposed solution is that it follows a clear and practical machine-learning pipeline: data loading, preprocessing, feature engineering, model training, and evaluation. The dataset contains meaningful network-traffic features, and models such as Decision Tree and Random Forest were able to detect attack traffic effectively. In my results, the Decision Tree achieved very high recall, showing that the model was able to identify almost all attack samples. This is important in an IDS context, where false negatives represent attacks that pass undetected.</w:t>
-      </w:r>
-    </w:p>
-    <w:p>
-      <w:pPr>
-        <w:rPr>
-          <w:lang/>
-        </w:rPr>
-      </w:pPr>
-      <w:r>
-        <w:rPr>
-          <w:lang/>
-        </w:rPr>
+      <w:r>
+        <w:t>The main strength of the proposed solution is that it follows a clear and practical machine-learning pipeline: data loading, preprocessing, feature engineering, model training, and evaluation. The dataset contains meaningful network-traffic features, and the executed models were able to detect attack traffic effectively. In my results, the Decision Tree achieved very high recall, showing that the model was able to identify almost all attack samples in the evaluated split. This is important in an IDS context, where false negatives represent attacks that pass undetected.</w:t>
+      </w:r>
+    </w:p>
+    <w:p>
+      <w:r>
         <w:t>However, the project also has limitations. First, high binary classification performance does not necessarily prove that the system is ready for real-world deployment. Real network environments may have different traffic distributions, new attack types, and temporal changes that are not fully represented in the dataset. Second, binary evaluation can hide weaknesses across specific attack categories. A model may perform very well overall while still failing on rare or difficult attack types. Third, false positives and false negatives have different operational meanings in cybersecurity, so accuracy alone is not enough. Evaluation should include recall, precision, F1/F2 score, MCC, false positive rate, false negative rate, confusion matrices, and error analysis.</w:t>
       </w:r>
     </w:p>
     <w:p>
-      <w:pPr>
-        <w:rPr>
-          <w:lang/>
-        </w:rPr>
-      </w:pPr>
-      <w:r>
-        <w:rPr>
-          <w:lang/>
-        </w:rPr>
+      <w:r>
         <w:t>The feature-engineering process was meaningful because the dataset contains both categorical and numerical features. Removing leakage columns, encoding categorical variables, scaling numerical features, and analyzing redundancy all helped create a more methodologically sound experiment. These steps are important not only mathematically, but also from a cybersecurity perspective, because an IDS should learn from realistic traffic behavior rather than from leaked labels or artificial identifiers.</w:t>
       </w:r>
     </w:p>
     <w:p>
-      <w:pPr>
-        <w:rPr>
-          <w:lang/>
-        </w:rPr>
-      </w:pPr>
-      <w:r>
-        <w:rPr>
-          <w:lang/>
-        </w:rPr>
-        <w:t>In conclusion, the author’s main claim is mostly justified within the context of the UNSW-NB15 dataset. Machine-learning models can successfully distinguish normal and attack traffic, and tree-based models are strong candidates for this task. However, the conclusions should be interpreted as dataset-level evidence rather than proof of real-world IDS reliability. A stronger future study would include attack-category-level evaluation, temporal validation, testing on additional network datasets, and a deeper analysis of false positives and false negatives. Therefore, I would recommend this project as a useful educational and experimental IDS pipeline, but not as a complete real-world intrusion detection solution without further validation.</w:t>
-      </w:r>
-    </w:p>
-    <w:p>
-      <w:pPr>
-        <w:rPr>
-          <w:lang/>
-        </w:rPr>
-      </w:pPr>
-    </w:p>
+      <w:r>
+        <w:t>In conclusion, the author’s main claim is mostly justified within the context of the UNSW-NB15 benchmark dataset. Machine-learning models can successfully distinguish normal and attack traffic in this setting, and the Decision Tree result shows that tree-based decision rules can be effective for this task. However, my reproduction did not execute Random Forest, so it does not directly confirm the author’s specific claim that Random Forest is the best-performing model. In addition, the results should be interpreted as evidence of strong performance on this dataset and split, not as proof of reliable detection on future traffic, unseen hosts, or another network environment. A stronger future study would include attack-category-level evaluation, temporal validation, host-based or network-based splits, testing on additional datasets, and a deeper analysis of false positives and false negatives. Therefore, I would recommend this project as a useful educational and experimental IDS pipeline, but not as a complete real-world intrusion detection solution without further validation.</w:t>
+      </w:r>
+    </w:p>
+    <w:p/>
     <w:sectPr>
       <w:pgSz w:w="12240" w:h="15840"/>
       <w:pgMar w:top="1152" w:right="1152" w:bottom="1152" w:left="1152" w:header="720" w:footer="720" w:gutter="0"/>
@@ -2357,6 +2407,7 @@
   <w:style w:type="character" w:default="1" w:styleId="DefaultParagraphFont">
     <w:name w:val="Default Paragraph Font"/>
     <w:uiPriority w:val="1"/>
+    <w:semiHidden/>
     <w:unhideWhenUsed/>
   </w:style>
   <w:style w:type="table" w:default="1" w:styleId="TableNormal">

--- a/reports/report.docx
+++ b/reports/report.docx
@@ -1111,7 +1111,13 @@
               <w:rPr>
                 <w:sz w:val="18"/>
               </w:rPr>
-              <w:t>0.985804</w:t>
+              <w:t>0</w:t>
+            </w:r>
+            <w:r>
+              <w:rPr>
+                <w:sz w:val="18"/>
+              </w:rPr>
+              <w:t>.981430</w:t>
             </w:r>
           </w:p>
         </w:tc>
@@ -1132,7 +1138,14 @@
                 <w:sz w:val="18"/>
                 <w:szCs w:val="18"/>
               </w:rPr>
-              <w:t>0.773246</w:t>
+              <w:t>0</w:t>
+            </w:r>
+            <w:r>
+              <w:rPr>
+                <w:sz w:val="18"/>
+                <w:szCs w:val="18"/>
+              </w:rPr>
+              <w:t>.723114</w:t>
             </w:r>
           </w:p>
         </w:tc>
@@ -1146,7 +1159,13 @@
               <w:rPr>
                 <w:sz w:val="18"/>
               </w:rPr>
-              <w:t>0.999799</w:t>
+              <w:t>0</w:t>
+            </w:r>
+            <w:r>
+              <w:rPr>
+                <w:sz w:val="18"/>
+              </w:rPr>
+              <w:t>.998695</w:t>
             </w:r>
           </w:p>
         </w:tc>
@@ -1160,7 +1179,13 @@
               <w:rPr>
                 <w:sz w:val="18"/>
               </w:rPr>
-              <w:t>0.872048</w:t>
+              <w:t>0</w:t>
+            </w:r>
+            <w:r>
+              <w:rPr>
+                <w:sz w:val="18"/>
+              </w:rPr>
+              <w:t>.838851</w:t>
             </w:r>
           </w:p>
         </w:tc>
@@ -1174,7 +1199,13 @@
               <w:rPr>
                 <w:sz w:val="18"/>
               </w:rPr>
-              <w:t>0.944456</w:t>
+              <w:t>0</w:t>
+            </w:r>
+            <w:r>
+              <w:rPr>
+                <w:sz w:val="18"/>
+              </w:rPr>
+              <w:t>.927965</w:t>
             </w:r>
           </w:p>
         </w:tc>
@@ -1195,7 +1226,14 @@
                 <w:sz w:val="18"/>
                 <w:szCs w:val="18"/>
               </w:rPr>
-              <w:t>0.872670</w:t>
+              <w:t>0</w:t>
+            </w:r>
+            <w:r>
+              <w:rPr>
+                <w:sz w:val="18"/>
+                <w:szCs w:val="18"/>
+              </w:rPr>
+              <w:t>.841452</w:t>
             </w:r>
           </w:p>
         </w:tc>
@@ -1209,7 +1247,13 @@
               <w:rPr>
                 <w:sz w:val="18"/>
               </w:rPr>
-              <w:t>0.998774</w:t>
+              <w:t>0</w:t>
+            </w:r>
+            <w:r>
+              <w:rPr>
+                <w:sz w:val="18"/>
+              </w:rPr>
+              <w:t>.994881</w:t>
             </w:r>
           </w:p>
         </w:tc>
@@ -1223,7 +1267,7 @@
               <w:rPr>
                 <w:sz w:val="18"/>
               </w:rPr>
-              <w:t>0.014907</w:t>
+              <w:t>0.019448</w:t>
             </w:r>
           </w:p>
         </w:tc>
@@ -1237,7 +1281,13 @@
               <w:rPr>
                 <w:sz w:val="18"/>
               </w:rPr>
-              <w:t>0.000201</w:t>
+              <w:t>0</w:t>
+            </w:r>
+            <w:r>
+              <w:rPr>
+                <w:sz w:val="18"/>
+              </w:rPr>
+              <w:t>.001305</w:t>
             </w:r>
           </w:p>
         </w:tc>
@@ -1277,7 +1327,14 @@
                 <w:sz w:val="18"/>
                 <w:szCs w:val="18"/>
               </w:rPr>
-              <w:t>0.986261</w:t>
+              <w:t>0</w:t>
+            </w:r>
+            <w:r>
+              <w:rPr>
+                <w:sz w:val="18"/>
+                <w:szCs w:val="18"/>
+              </w:rPr>
+              <w:t>.985935</w:t>
             </w:r>
           </w:p>
         </w:tc>
@@ -1291,7 +1348,7 @@
               <w:rPr>
                 <w:sz w:val="18"/>
               </w:rPr>
-              <w:t>0.779103</w:t>
+              <w:t>0.775050</w:t>
             </w:r>
           </w:p>
         </w:tc>
@@ -1305,7 +1362,13 @@
               <w:rPr>
                 <w:sz w:val="18"/>
               </w:rPr>
-              <w:t>0.999398</w:t>
+              <w:t>0</w:t>
+            </w:r>
+            <w:r>
+              <w:rPr>
+                <w:sz w:val="18"/>
+              </w:rPr>
+              <w:t>.999448</w:t>
             </w:r>
           </w:p>
         </w:tc>
@@ -1319,7 +1382,13 @@
               <w:rPr>
                 <w:sz w:val="18"/>
               </w:rPr>
-              <w:t>0.875607</w:t>
+              <w:t>0</w:t>
+            </w:r>
+            <w:r>
+              <w:rPr>
+                <w:sz w:val="18"/>
+              </w:rPr>
+              <w:t>.873060</w:t>
             </w:r>
           </w:p>
         </w:tc>
@@ -1333,7 +1402,13 @@
               <w:rPr>
                 <w:sz w:val="18"/>
               </w:rPr>
-              <w:t>0.945906</w:t>
+              <w:t>0</w:t>
+            </w:r>
+            <w:r>
+              <w:rPr>
+                <w:sz w:val="18"/>
+              </w:rPr>
+              <w:t>.944742</w:t>
             </w:r>
           </w:p>
         </w:tc>
@@ -1347,7 +1422,13 @@
               <w:rPr>
                 <w:sz w:val="18"/>
               </w:rPr>
-              <w:t>0.876002</w:t>
+              <w:t>0</w:t>
+            </w:r>
+            <w:r>
+              <w:rPr>
+                <w:sz w:val="18"/>
+              </w:rPr>
+              <w:t>.873590</w:t>
             </w:r>
           </w:p>
         </w:tc>
@@ -1361,7 +1442,13 @@
               <w:rPr>
                 <w:sz w:val="18"/>
               </w:rPr>
-              <w:t>0.996607</w:t>
+              <w:t>0</w:t>
+            </w:r>
+            <w:r>
+              <w:rPr>
+                <w:sz w:val="18"/>
+              </w:rPr>
+              <w:t>.998694</w:t>
             </w:r>
           </w:p>
         </w:tc>
@@ -1426,7 +1513,7 @@
                       <w:szCs w:val="18"/>
                       <w:lang w:bidi="he-IL"/>
                     </w:rPr>
-                    <w:t>0.014407</w:t>
+                    <w:t>0.014752</w:t>
                   </w:r>
                 </w:p>
               </w:tc>
@@ -1476,12 +1563,692 @@
               <w:rPr>
                 <w:sz w:val="18"/>
               </w:rPr>
-              <w:t>0.000602</w:t>
+              <w:t>0</w:t>
+            </w:r>
+            <w:r>
+              <w:rPr>
+                <w:sz w:val="18"/>
+              </w:rPr>
+              <w:t>.000552</w:t>
             </w:r>
           </w:p>
         </w:tc>
       </w:tr>
     </w:tbl>
+    <w:p/>
+    <w:p>
+      <w:pPr>
+        <w:pStyle w:val="Heading3"/>
+      </w:pPr>
+      <w:r>
+        <w:t>Cross Validation Results</w:t>
+      </w:r>
+      <w:r>
+        <w:t xml:space="preserve"> (k=3)</w:t>
+      </w:r>
+      <w:r>
+        <w:t>:</w:t>
+      </w:r>
+    </w:p>
+    <w:tbl>
+      <w:tblPr>
+        <w:tblStyle w:val="TableGrid"/>
+        <w:tblW w:w="0" w:type="auto"/>
+        <w:jc w:val="center"/>
+        <w:tblLook w:val="04A0" w:firstRow="1" w:lastRow="0" w:firstColumn="1" w:lastColumn="0" w:noHBand="0" w:noVBand="1"/>
+      </w:tblPr>
+      <w:tblGrid>
+        <w:gridCol w:w="1127"/>
+        <w:gridCol w:w="967"/>
+        <w:gridCol w:w="967"/>
+        <w:gridCol w:w="967"/>
+        <w:gridCol w:w="967"/>
+        <w:gridCol w:w="967"/>
+        <w:gridCol w:w="967"/>
+        <w:gridCol w:w="1087"/>
+        <w:gridCol w:w="1453"/>
+      </w:tblGrid>
+      <w:tr>
+        <w:trPr>
+          <w:jc w:val="center"/>
+        </w:trPr>
+        <w:tc>
+          <w:tcPr>
+            <w:tcW w:w="1080" w:type="dxa"/>
+            <w:vAlign w:val="center"/>
+          </w:tcPr>
+          <w:p>
+            <w:pPr>
+              <w:jc w:val="center"/>
+            </w:pPr>
+            <w:r>
+              <w:rPr>
+                <w:b/>
+                <w:sz w:val="18"/>
+              </w:rPr>
+              <w:t>Model</w:t>
+            </w:r>
+          </w:p>
+        </w:tc>
+        <w:tc>
+          <w:tcPr>
+            <w:tcW w:w="928" w:type="dxa"/>
+            <w:vAlign w:val="center"/>
+          </w:tcPr>
+          <w:p>
+            <w:pPr>
+              <w:jc w:val="center"/>
+            </w:pPr>
+            <w:r>
+              <w:rPr>
+                <w:b/>
+                <w:sz w:val="18"/>
+              </w:rPr>
+              <w:t>F2-mean</w:t>
+            </w:r>
+          </w:p>
+        </w:tc>
+        <w:tc>
+          <w:tcPr>
+            <w:tcW w:w="929" w:type="dxa"/>
+            <w:vAlign w:val="center"/>
+          </w:tcPr>
+          <w:p>
+            <w:pPr>
+              <w:jc w:val="center"/>
+            </w:pPr>
+            <w:r>
+              <w:rPr>
+                <w:b/>
+                <w:sz w:val="18"/>
+              </w:rPr>
+              <w:t>F2-std</w:t>
+            </w:r>
+          </w:p>
+        </w:tc>
+        <w:tc>
+          <w:tcPr>
+            <w:tcW w:w="929" w:type="dxa"/>
+            <w:vAlign w:val="center"/>
+          </w:tcPr>
+          <w:p>
+            <w:pPr>
+              <w:jc w:val="center"/>
+            </w:pPr>
+            <w:r>
+              <w:rPr>
+                <w:b/>
+                <w:sz w:val="18"/>
+              </w:rPr>
+              <w:t>MCC-mean</w:t>
+            </w:r>
+          </w:p>
+        </w:tc>
+        <w:tc>
+          <w:tcPr>
+            <w:tcW w:w="929" w:type="dxa"/>
+            <w:vAlign w:val="center"/>
+          </w:tcPr>
+          <w:p>
+            <w:pPr>
+              <w:jc w:val="center"/>
+            </w:pPr>
+            <w:r>
+              <w:rPr>
+                <w:b/>
+                <w:sz w:val="18"/>
+              </w:rPr>
+              <w:t>MCC-std</w:t>
+            </w:r>
+          </w:p>
+        </w:tc>
+        <w:tc>
+          <w:tcPr>
+            <w:tcW w:w="929" w:type="dxa"/>
+            <w:vAlign w:val="center"/>
+          </w:tcPr>
+          <w:p>
+            <w:pPr>
+              <w:jc w:val="center"/>
+            </w:pPr>
+            <w:r>
+              <w:rPr>
+                <w:b/>
+                <w:sz w:val="18"/>
+              </w:rPr>
+              <w:t>ROC-AUC-mean</w:t>
+            </w:r>
+          </w:p>
+        </w:tc>
+        <w:tc>
+          <w:tcPr>
+            <w:tcW w:w="929" w:type="dxa"/>
+            <w:vAlign w:val="center"/>
+          </w:tcPr>
+          <w:p>
+            <w:pPr>
+              <w:jc w:val="center"/>
+            </w:pPr>
+            <w:r>
+              <w:rPr>
+                <w:b/>
+                <w:sz w:val="18"/>
+              </w:rPr>
+              <w:t>ROC-AUC-std</w:t>
+            </w:r>
+          </w:p>
+        </w:tc>
+        <w:tc>
+          <w:tcPr>
+            <w:tcW w:w="929" w:type="dxa"/>
+            <w:vAlign w:val="center"/>
+          </w:tcPr>
+          <w:p>
+            <w:pPr>
+              <w:jc w:val="center"/>
+            </w:pPr>
+            <w:r>
+              <w:rPr>
+                <w:b/>
+                <w:sz w:val="18"/>
+              </w:rPr>
+              <w:t>Average-Precision-mean</w:t>
+            </w:r>
+          </w:p>
+        </w:tc>
+        <w:tc>
+          <w:tcPr>
+            <w:tcW w:w="1415" w:type="dxa"/>
+            <w:vAlign w:val="center"/>
+          </w:tcPr>
+          <w:p>
+            <w:pPr>
+              <w:jc w:val="center"/>
+            </w:pPr>
+            <w:r>
+              <w:rPr>
+                <w:b/>
+                <w:sz w:val="18"/>
+              </w:rPr>
+              <w:t>Average-Precision-std</w:t>
+            </w:r>
+          </w:p>
+        </w:tc>
+      </w:tr>
+      <w:tr>
+        <w:trPr>
+          <w:jc w:val="center"/>
+        </w:trPr>
+        <w:tc>
+          <w:tcPr>
+            <w:tcW w:w="1080" w:type="dxa"/>
+            <w:vAlign w:val="center"/>
+          </w:tcPr>
+          <w:p>
+            <w:r>
+              <w:rPr>
+                <w:sz w:val="18"/>
+              </w:rPr>
+              <w:t>Logistic Regression</w:t>
+            </w:r>
+          </w:p>
+        </w:tc>
+        <w:tc>
+          <w:tcPr>
+            <w:tcW w:w="928" w:type="dxa"/>
+            <w:vAlign w:val="center"/>
+          </w:tcPr>
+          <w:p>
+            <w:r>
+              <w:rPr>
+                <w:sz w:val="18"/>
+              </w:rPr>
+              <w:t>0</w:t>
+            </w:r>
+            <w:r>
+              <w:rPr>
+                <w:sz w:val="18"/>
+              </w:rPr>
+              <w:t>.922132</w:t>
+            </w:r>
+          </w:p>
+        </w:tc>
+        <w:tc>
+          <w:tcPr>
+            <w:tcW w:w="929" w:type="dxa"/>
+            <w:vAlign w:val="center"/>
+          </w:tcPr>
+          <w:p>
+            <w:pPr>
+              <w:rPr>
+                <w:sz w:val="18"/>
+                <w:szCs w:val="18"/>
+              </w:rPr>
+            </w:pPr>
+            <w:r>
+              <w:rPr>
+                <w:sz w:val="18"/>
+                <w:szCs w:val="18"/>
+              </w:rPr>
+              <w:t>0</w:t>
+            </w:r>
+            <w:r>
+              <w:rPr>
+                <w:sz w:val="18"/>
+                <w:szCs w:val="18"/>
+              </w:rPr>
+              <w:t>.009261</w:t>
+            </w:r>
+          </w:p>
+        </w:tc>
+        <w:tc>
+          <w:tcPr>
+            <w:tcW w:w="929" w:type="dxa"/>
+            <w:vAlign w:val="center"/>
+          </w:tcPr>
+          <w:p>
+            <w:r>
+              <w:rPr>
+                <w:sz w:val="18"/>
+              </w:rPr>
+              <w:t>0</w:t>
+            </w:r>
+            <w:r>
+              <w:rPr>
+                <w:sz w:val="18"/>
+              </w:rPr>
+              <w:t>.830536</w:t>
+            </w:r>
+          </w:p>
+        </w:tc>
+        <w:tc>
+          <w:tcPr>
+            <w:tcW w:w="929" w:type="dxa"/>
+            <w:vAlign w:val="center"/>
+          </w:tcPr>
+          <w:p>
+            <w:r>
+              <w:rPr>
+                <w:sz w:val="18"/>
+              </w:rPr>
+              <w:t>0</w:t>
+            </w:r>
+            <w:r>
+              <w:rPr>
+                <w:sz w:val="18"/>
+              </w:rPr>
+              <w:t>.017214</w:t>
+            </w:r>
+          </w:p>
+        </w:tc>
+        <w:tc>
+          <w:tcPr>
+            <w:tcW w:w="929" w:type="dxa"/>
+            <w:vAlign w:val="center"/>
+          </w:tcPr>
+          <w:p>
+            <w:r>
+              <w:rPr>
+                <w:sz w:val="18"/>
+              </w:rPr>
+              <w:t>0</w:t>
+            </w:r>
+            <w:r>
+              <w:rPr>
+                <w:sz w:val="18"/>
+              </w:rPr>
+              <w:t>.994069</w:t>
+            </w:r>
+          </w:p>
+        </w:tc>
+        <w:tc>
+          <w:tcPr>
+            <w:tcW w:w="929" w:type="dxa"/>
+            <w:vAlign w:val="center"/>
+          </w:tcPr>
+          <w:p>
+            <w:pPr>
+              <w:rPr>
+                <w:sz w:val="18"/>
+                <w:szCs w:val="18"/>
+              </w:rPr>
+            </w:pPr>
+            <w:r>
+              <w:rPr>
+                <w:sz w:val="18"/>
+                <w:szCs w:val="18"/>
+              </w:rPr>
+              <w:t>0</w:t>
+            </w:r>
+            <w:r>
+              <w:rPr>
+                <w:sz w:val="18"/>
+                <w:szCs w:val="18"/>
+              </w:rPr>
+              <w:t>.000029</w:t>
+            </w:r>
+          </w:p>
+        </w:tc>
+        <w:tc>
+          <w:tcPr>
+            <w:tcW w:w="929" w:type="dxa"/>
+            <w:vAlign w:val="center"/>
+          </w:tcPr>
+          <w:p>
+            <w:r>
+              <w:rPr>
+                <w:sz w:val="18"/>
+              </w:rPr>
+              <w:t>0</w:t>
+            </w:r>
+            <w:r>
+              <w:rPr>
+                <w:sz w:val="18"/>
+              </w:rPr>
+              <w:t>.824066</w:t>
+            </w:r>
+          </w:p>
+        </w:tc>
+        <w:tc>
+          <w:tcPr>
+            <w:tcW w:w="1415" w:type="dxa"/>
+            <w:vAlign w:val="center"/>
+          </w:tcPr>
+          <w:p>
+            <w:r>
+              <w:rPr>
+                <w:sz w:val="18"/>
+              </w:rPr>
+              <w:t>0</w:t>
+            </w:r>
+            <w:r>
+              <w:rPr>
+                <w:sz w:val="18"/>
+              </w:rPr>
+              <w:t>.001075</w:t>
+            </w:r>
+          </w:p>
+        </w:tc>
+      </w:tr>
+      <w:tr>
+        <w:trPr>
+          <w:jc w:val="center"/>
+        </w:trPr>
+        <w:tc>
+          <w:tcPr>
+            <w:tcW w:w="1080" w:type="dxa"/>
+            <w:vAlign w:val="center"/>
+          </w:tcPr>
+          <w:p>
+            <w:r>
+              <w:rPr>
+                <w:sz w:val="18"/>
+              </w:rPr>
+              <w:t>Decision Tree</w:t>
+            </w:r>
+          </w:p>
+        </w:tc>
+        <w:tc>
+          <w:tcPr>
+            <w:tcW w:w="928" w:type="dxa"/>
+            <w:vAlign w:val="center"/>
+          </w:tcPr>
+          <w:p>
+            <w:pPr>
+              <w:rPr>
+                <w:sz w:val="18"/>
+                <w:szCs w:val="18"/>
+              </w:rPr>
+            </w:pPr>
+            <w:r>
+              <w:rPr>
+                <w:sz w:val="18"/>
+                <w:szCs w:val="18"/>
+              </w:rPr>
+              <w:t>0</w:t>
+            </w:r>
+            <w:r>
+              <w:rPr>
+                <w:sz w:val="18"/>
+                <w:szCs w:val="18"/>
+              </w:rPr>
+              <w:t>.945187</w:t>
+            </w:r>
+          </w:p>
+        </w:tc>
+        <w:tc>
+          <w:tcPr>
+            <w:tcW w:w="929" w:type="dxa"/>
+            <w:vAlign w:val="center"/>
+          </w:tcPr>
+          <w:p>
+            <w:r>
+              <w:rPr>
+                <w:sz w:val="18"/>
+              </w:rPr>
+              <w:t>0</w:t>
+            </w:r>
+            <w:r>
+              <w:rPr>
+                <w:sz w:val="18"/>
+              </w:rPr>
+              <w:t>.000105</w:t>
+            </w:r>
+          </w:p>
+        </w:tc>
+        <w:tc>
+          <w:tcPr>
+            <w:tcW w:w="929" w:type="dxa"/>
+            <w:vAlign w:val="center"/>
+          </w:tcPr>
+          <w:p>
+            <w:r>
+              <w:rPr>
+                <w:sz w:val="18"/>
+              </w:rPr>
+              <w:t>0</w:t>
+            </w:r>
+            <w:r>
+              <w:rPr>
+                <w:sz w:val="18"/>
+              </w:rPr>
+              <w:t>.874750</w:t>
+            </w:r>
+          </w:p>
+        </w:tc>
+        <w:tc>
+          <w:tcPr>
+            <w:tcW w:w="929" w:type="dxa"/>
+            <w:vAlign w:val="center"/>
+          </w:tcPr>
+          <w:p>
+            <w:r>
+              <w:rPr>
+                <w:sz w:val="18"/>
+              </w:rPr>
+              <w:t>0</w:t>
+            </w:r>
+            <w:r>
+              <w:rPr>
+                <w:sz w:val="18"/>
+              </w:rPr>
+              <w:t>.000216</w:t>
+            </w:r>
+          </w:p>
+        </w:tc>
+        <w:tc>
+          <w:tcPr>
+            <w:tcW w:w="929" w:type="dxa"/>
+            <w:vAlign w:val="center"/>
+          </w:tcPr>
+          <w:p>
+            <w:r>
+              <w:rPr>
+                <w:sz w:val="18"/>
+              </w:rPr>
+              <w:t>0</w:t>
+            </w:r>
+            <w:r>
+              <w:rPr>
+                <w:sz w:val="18"/>
+              </w:rPr>
+              <w:t>.998626</w:t>
+            </w:r>
+          </w:p>
+        </w:tc>
+        <w:tc>
+          <w:tcPr>
+            <w:tcW w:w="929" w:type="dxa"/>
+            <w:vAlign w:val="center"/>
+          </w:tcPr>
+          <w:p>
+            <w:r>
+              <w:rPr>
+                <w:sz w:val="18"/>
+              </w:rPr>
+              <w:t>0</w:t>
+            </w:r>
+            <w:r>
+              <w:rPr>
+                <w:sz w:val="18"/>
+              </w:rPr>
+              <w:t>.000119</w:t>
+            </w:r>
+          </w:p>
+        </w:tc>
+        <w:tc>
+          <w:tcPr>
+            <w:tcW w:w="929" w:type="dxa"/>
+            <w:vAlign w:val="center"/>
+          </w:tcPr>
+          <w:p>
+            <w:r>
+              <w:rPr>
+                <w:sz w:val="18"/>
+              </w:rPr>
+              <w:t>0</w:t>
+            </w:r>
+            <w:r>
+              <w:rPr>
+                <w:sz w:val="18"/>
+              </w:rPr>
+              <w:t>.973370</w:t>
+            </w:r>
+          </w:p>
+        </w:tc>
+        <w:tc>
+          <w:tcPr>
+            <w:tcW w:w="1415" w:type="dxa"/>
+            <w:vAlign w:val="center"/>
+          </w:tcPr>
+          <w:tbl>
+            <w:tblPr>
+              <w:tblW w:w="0" w:type="auto"/>
+              <w:shd w:val="clear" w:color="auto" w:fill="FFFFFF"/>
+              <w:tblCellMar>
+                <w:top w:w="15" w:type="dxa"/>
+                <w:left w:w="15" w:type="dxa"/>
+                <w:bottom w:w="15" w:type="dxa"/>
+                <w:right w:w="15" w:type="dxa"/>
+              </w:tblCellMar>
+              <w:tblLook w:val="04A0" w:firstRow="1" w:lastRow="0" w:firstColumn="1" w:lastColumn="0" w:noHBand="0" w:noVBand="1"/>
+            </w:tblPr>
+            <w:tblGrid>
+              <w:gridCol w:w="991"/>
+              <w:gridCol w:w="246"/>
+            </w:tblGrid>
+            <w:tr>
+              <w:tc>
+                <w:tcPr>
+                  <w:tcW w:w="0" w:type="auto"/>
+                  <w:tcBorders>
+                    <w:top w:val="nil"/>
+                    <w:left w:val="nil"/>
+                    <w:bottom w:val="nil"/>
+                    <w:right w:val="nil"/>
+                  </w:tcBorders>
+                  <w:shd w:val="clear" w:color="auto" w:fill="FFFFFF"/>
+                  <w:tcMar>
+                    <w:top w:w="120" w:type="dxa"/>
+                    <w:left w:w="120" w:type="dxa"/>
+                    <w:bottom w:w="120" w:type="dxa"/>
+                    <w:right w:w="120" w:type="dxa"/>
+                  </w:tcMar>
+                  <w:vAlign w:val="center"/>
+                  <w:hideMark/>
+                </w:tcPr>
+                <w:p>
+                  <w:pPr>
+                    <w:spacing w:after="0" w:line="240" w:lineRule="auto"/>
+                    <w:jc w:val="right"/>
+                    <w:rPr>
+                      <w:rFonts w:eastAsia="Times New Roman" w:cs="Arial"/>
+                      <w:color w:val="1F1F1F"/>
+                      <w:sz w:val="18"/>
+                      <w:szCs w:val="18"/>
+                      <w:lang w:bidi="he-IL"/>
+                    </w:rPr>
+                  </w:pPr>
+                  <w:r>
+                    <w:rPr>
+                      <w:rFonts w:eastAsia="Times New Roman" w:cs="Arial"/>
+                      <w:color w:val="1F1F1F"/>
+                      <w:sz w:val="18"/>
+                      <w:szCs w:val="18"/>
+                      <w:lang w:bidi="he-IL"/>
+                    </w:rPr>
+                    <w:t>0</w:t>
+                  </w:r>
+                  <w:r>
+                    <w:rPr>
+                      <w:rFonts w:eastAsia="Times New Roman" w:cs="Arial"/>
+                      <w:color w:val="1F1F1F"/>
+                      <w:sz w:val="18"/>
+                      <w:szCs w:val="18"/>
+                      <w:lang w:bidi="he-IL"/>
+                    </w:rPr>
+                    <w:t>.000906</w:t>
+                  </w:r>
+                </w:p>
+              </w:tc>
+              <w:tc>
+                <w:tcPr>
+                  <w:tcW w:w="0" w:type="auto"/>
+                  <w:tcBorders>
+                    <w:top w:val="nil"/>
+                    <w:left w:val="nil"/>
+                    <w:bottom w:val="nil"/>
+                    <w:right w:val="nil"/>
+                  </w:tcBorders>
+                  <w:shd w:val="clear" w:color="auto" w:fill="FFFFFF"/>
+                  <w:tcMar>
+                    <w:top w:w="120" w:type="dxa"/>
+                    <w:left w:w="120" w:type="dxa"/>
+                    <w:bottom w:w="120" w:type="dxa"/>
+                    <w:right w:w="120" w:type="dxa"/>
+                  </w:tcMar>
+                  <w:vAlign w:val="center"/>
+                  <w:hideMark/>
+                </w:tcPr>
+                <w:p>
+                  <w:pPr>
+                    <w:spacing w:after="0" w:line="240" w:lineRule="auto"/>
+                    <w:jc w:val="right"/>
+                    <w:rPr>
+                      <w:rFonts w:eastAsia="Times New Roman" w:cs="Arial"/>
+                      <w:color w:val="1F1F1F"/>
+                      <w:szCs w:val="21"/>
+                      <w:lang w:bidi="he-IL"/>
+                    </w:rPr>
+                  </w:pPr>
+                </w:p>
+              </w:tc>
+            </w:tr>
+          </w:tbl>
+          <w:p/>
+        </w:tc>
+      </w:tr>
+    </w:tbl>
     <w:p>
       <w:r>
         <w:t xml:space="preserve">Based on the </w:t>
@@ -1501,10 +2268,10 @@
         <w:t xml:space="preserve">It achieved the strongest overall balance between attack detection and false-alarm control, with </w:t>
       </w:r>
       <w:r>
-        <w:t>F1 of 0.</w:t>
-      </w:r>
-      <w:r>
-        <w:t>875</w:t>
+        <w:t>F1 of 0</w:t>
+      </w:r>
+      <w:r>
+        <w:t>.873</w:t>
       </w:r>
       <w:r>
         <w:t>.</w:t>
@@ -1540,7 +2307,11 @@
     </w:p>
     <w:p>
       <w:r>
-        <w:t>Therefore, the most meaningful interpretation of the results comes from combining aggregate metrics with confusion matrices, false positive and false negative rates, and error analysis by attack category. The results support the use of machine learning as a useful approach for IDS modeling, but they do not fully prove that the model would generalize to real-world network environments without further validation.</w:t>
+        <w:t xml:space="preserve">Therefore, the most meaningful interpretation of the results comes from combining aggregate metrics with confusion matrices, false positive and false negative rates, and error analysis by attack category. The </w:t>
+      </w:r>
+      <w:r>
+        <w:lastRenderedPageBreak/>
+        <w:t>results support the use of machine learning as a useful approach for IDS modeling, but they do not fully prove that the model would generalize to real-world network environments without further validation.</w:t>
       </w:r>
     </w:p>
     <w:p>
@@ -1558,7 +2329,6 @@
     </w:p>
     <w:p>
       <w:r>
-        <w:lastRenderedPageBreak/>
         <w:t>The reproduction results were close to the original blog’s reported behavior, especially after switching from the smaller predefined train-test dataset to the full four-file UNSW-NB15 CSV dataset. This shows that the dataset version has a major effect on reproducibility. Once the full dataset was used, the experimental setup became much more consistent with the source, and the results were more comparable to the author’s claims.</w:t>
       </w:r>
     </w:p>
@@ -2407,7 +3177,6 @@
   <w:style w:type="character" w:default="1" w:styleId="DefaultParagraphFont">
     <w:name w:val="Default Paragraph Font"/>
     <w:uiPriority w:val="1"/>
-    <w:semiHidden/>
     <w:unhideWhenUsed/>
   </w:style>
   <w:style w:type="table" w:default="1" w:styleId="TableNormal">
